--- a/docx/Atkinson_Professional.docx
+++ b/docx/Atkinson_Professional.docx
@@ -61,7 +61,7 @@
           <w:rPr>
             <w:rStyle w:val="Hyperlink"/>
           </w:rPr>
-          <w:t xml:space="preserve">andrewpeteratkinson</w:t>
+          <w:t xml:space="preserve">LinkedIn</w:t>
         </w:r>
       </w:hyperlink>
     </w:p>

--- a/docx/Atkinson_Professional.docx
+++ b/docx/Atkinson_Professional.docx
@@ -1115,6 +1115,14 @@
     </w:p>
     <w:bookmarkEnd w:id="30"/>
     <w:bookmarkEnd w:id="31"/>
+    <w:p>
+      <w:pPr>
+        <w:pStyle w:val="FirstParagraph"/>
+      </w:pPr>
+      <w:r>
+        <w:t xml:space="preserve">updated: 5 May 2026</w:t>
+      </w:r>
+    </w:p>
     <w:sectPr/>
   </w:body>
 </w:document>

--- a/docx/Atkinson_Professional.docx
+++ b/docx/Atkinson_Professional.docx
@@ -7,7 +7,25 @@
         <w:pStyle w:val="Title"/>
       </w:pPr>
       <w:r>
-        <w:t xml:space="preserve">Andrew Atkinson — Professional Resume</w:t>
+        <w:t xml:space="preserve">Andrew</w:t>
+      </w:r>
+      <w:r>
+        <w:t xml:space="preserve"> </w:t>
+      </w:r>
+      <w:r>
+        <w:t xml:space="preserve">Atkinson</w:t>
+      </w:r>
+      <w:r>
+        <w:t xml:space="preserve"> </w:t>
+      </w:r>
+      <w:r>
+        <w:t xml:space="preserve">—</w:t>
+      </w:r>
+      <w:r>
+        <w:t xml:space="preserve"> </w:t>
+      </w:r>
+      <w:r>
+        <w:t xml:space="preserve">CV</w:t>
       </w:r>
     </w:p>
     <w:bookmarkStart w:id="24" w:name="andrew-atkinson"/>
@@ -23,6 +41,12 @@
       <w:pPr>
         <w:pStyle w:val="FirstParagraph"/>
       </w:pPr>
+      <w:r>
+        <w:t xml:space="preserve">Email:</w:t>
+      </w:r>
+      <w:r>
+        <w:t xml:space="preserve"> </w:t>
+      </w:r>
       <w:hyperlink r:id="rId20">
         <w:r>
           <w:rPr>
@@ -31,6 +55,14 @@
           <w:t xml:space="preserve">blind.sam@gmail.com</w:t>
         </w:r>
       </w:hyperlink>
+    </w:p>
+    <w:p>
+      <w:pPr>
+        <w:pStyle w:val="BodyText"/>
+      </w:pPr>
+      <w:r>
+        <w:t xml:space="preserve">Tel:</w:t>
+      </w:r>
       <w:r>
         <w:t xml:space="preserve"> </w:t>
       </w:r>
@@ -42,6 +74,14 @@
           <w:t xml:space="preserve">646 243 5179</w:t>
         </w:r>
       </w:hyperlink>
+    </w:p>
+    <w:p>
+      <w:pPr>
+        <w:pStyle w:val="BodyText"/>
+      </w:pPr>
+      <w:r>
+        <w:t xml:space="preserve">Web:</w:t>
+      </w:r>
       <w:r>
         <w:t xml:space="preserve"> </w:t>
       </w:r>
@@ -53,6 +93,14 @@
           <w:t xml:space="preserve">andrewatkinson.net</w:t>
         </w:r>
       </w:hyperlink>
+    </w:p>
+    <w:p>
+      <w:pPr>
+        <w:pStyle w:val="BodyText"/>
+      </w:pPr>
+      <w:r>
+        <w:t xml:space="preserve">LinkedIn:</w:t>
+      </w:r>
       <w:r>
         <w:t xml:space="preserve"> </w:t>
       </w:r>
@@ -92,7 +140,11 @@
           <w:tblHeader w:val="true"/>
         </w:trPr>
         <w:tc>
-          <w:tcPr/>
+          <w:tcPr>
+            <w:tcBorders>
+              <w:bottom w:val="single" w:sz="4" w:space="0" w:color="cccccc"/>
+            </w:tcBorders>
+          </w:tcPr>
           <w:p>
             <w:pPr>
               <w:pStyle w:val="Compact"/>
@@ -104,7 +156,11 @@
           </w:p>
         </w:tc>
         <w:tc>
-          <w:tcPr/>
+          <w:tcPr>
+            <w:tcBorders>
+              <w:bottom w:val="single" w:sz="4" w:space="0" w:color="cccccc"/>
+            </w:tcBorders>
+          </w:tcPr>
           <w:p>
             <w:pPr>
               <w:pStyle w:val="Compact"/>
@@ -116,7 +172,11 @@
           </w:p>
         </w:tc>
         <w:tc>
-          <w:tcPr/>
+          <w:tcPr>
+            <w:tcBorders>
+              <w:bottom w:val="single" w:sz="4" w:space="0" w:color="cccccc"/>
+            </w:tcBorders>
+          </w:tcPr>
           <w:p>
             <w:pPr>
               <w:pStyle w:val="Compact"/>
@@ -302,6 +362,10 @@
         <w:pStyle w:val="FirstParagraph"/>
       </w:pPr>
       <w:r>
+        <w:rPr>
+          <w:bCs/>
+          <w:b/>
+        </w:rPr>
         <w:t xml:space="preserve">Institute for the Advancement of Philosophy for Children</w:t>
       </w:r>
       <w:r>
@@ -323,11 +387,7 @@
     </w:p>
     <w:p>
       <w:pPr>
-        <w:numPr>
-          <w:ilvl w:val="0"/>
-          <w:numId w:val="1001"/>
-        </w:numPr>
-        <w:pStyle w:val="Compact"/>
+        <w:pStyle w:val="BodyText"/>
       </w:pPr>
       <w:r>
         <w:t xml:space="preserve">Updated novel design for accessibility and digital access</w:t>
@@ -335,9 +395,13 @@
     </w:p>
     <w:p>
       <w:pPr>
-        <w:pStyle w:val="FirstParagraph"/>
-      </w:pPr>
-      <w:r>
+        <w:pStyle w:val="BodyText"/>
+      </w:pPr>
+      <w:r>
+        <w:rPr>
+          <w:bCs/>
+          <w:b/>
+        </w:rPr>
         <w:t xml:space="preserve">Montclair State University, Montclair, NJ</w:t>
       </w:r>
       <w:r>
@@ -359,11 +423,7 @@
     </w:p>
     <w:p>
       <w:pPr>
-        <w:numPr>
-          <w:ilvl w:val="0"/>
-          <w:numId w:val="1002"/>
-        </w:numPr>
-        <w:pStyle w:val="Compact"/>
+        <w:pStyle w:val="BodyText"/>
       </w:pPr>
       <w:r>
         <w:t xml:space="preserve">Deputy Chair, Dept. of Art and Design, September 2019 – May 2023</w:t>
@@ -371,11 +431,7 @@
     </w:p>
     <w:p>
       <w:pPr>
-        <w:numPr>
-          <w:ilvl w:val="0"/>
-          <w:numId w:val="1002"/>
-        </w:numPr>
-        <w:pStyle w:val="Compact"/>
+        <w:pStyle w:val="BodyText"/>
       </w:pPr>
       <w:r>
         <w:t xml:space="preserve">Assistant Professor of Digital Photography, September 2004 – Present</w:t>
@@ -383,11 +439,7 @@
     </w:p>
     <w:p>
       <w:pPr>
-        <w:numPr>
-          <w:ilvl w:val="0"/>
-          <w:numId w:val="1002"/>
-        </w:numPr>
-        <w:pStyle w:val="Compact"/>
+        <w:pStyle w:val="BodyText"/>
       </w:pPr>
       <w:r>
         <w:t xml:space="preserve">Department of Art and Design Summer Chair, Summers 2014–17, 2019–24</w:t>
@@ -395,11 +447,7 @@
     </w:p>
     <w:p>
       <w:pPr>
-        <w:numPr>
-          <w:ilvl w:val="0"/>
-          <w:numId w:val="1002"/>
-        </w:numPr>
-        <w:pStyle w:val="Compact"/>
+        <w:pStyle w:val="BodyText"/>
       </w:pPr>
       <w:r>
         <w:t xml:space="preserve">Director of the MFA in Studio Arts, Sept 2009 – Jan 2017</w:t>
@@ -407,9 +455,13 @@
     </w:p>
     <w:p>
       <w:pPr>
-        <w:pStyle w:val="FirstParagraph"/>
-      </w:pPr>
-      <w:r>
+        <w:pStyle w:val="BodyText"/>
+      </w:pPr>
+      <w:r>
+        <w:rPr>
+          <w:bCs/>
+          <w:b/>
+        </w:rPr>
         <w:t xml:space="preserve">Passaic Public Schools Digital Art CTE Advisory Committee</w:t>
       </w:r>
       <w:r>
@@ -442,6 +494,10 @@
         <w:pStyle w:val="BodyText"/>
       </w:pPr>
       <w:r>
+        <w:rPr>
+          <w:bCs/>
+          <w:b/>
+        </w:rPr>
         <w:t xml:space="preserve">Conference Organiser</w:t>
       </w:r>
       <w:r>
@@ -463,11 +519,7 @@
     </w:p>
     <w:p>
       <w:pPr>
-        <w:numPr>
-          <w:ilvl w:val="0"/>
-          <w:numId w:val="1003"/>
-        </w:numPr>
-        <w:pStyle w:val="Compact"/>
+        <w:pStyle w:val="BodyText"/>
       </w:pPr>
       <w:r>
         <w:t xml:space="preserve">2023 —</w:t>
@@ -481,11 +533,7 @@
     </w:p>
     <w:p>
       <w:pPr>
-        <w:numPr>
-          <w:ilvl w:val="0"/>
-          <w:numId w:val="1003"/>
-        </w:numPr>
-        <w:pStyle w:val="Compact"/>
+        <w:pStyle w:val="BodyText"/>
       </w:pPr>
       <w:r>
         <w:t xml:space="preserve">2022 —</w:t>
@@ -499,11 +547,7 @@
     </w:p>
     <w:p>
       <w:pPr>
-        <w:numPr>
-          <w:ilvl w:val="0"/>
-          <w:numId w:val="1003"/>
-        </w:numPr>
-        <w:pStyle w:val="Compact"/>
+        <w:pStyle w:val="BodyText"/>
       </w:pPr>
       <w:r>
         <w:t xml:space="preserve">2009 —</w:t>
@@ -517,11 +561,7 @@
     </w:p>
     <w:p>
       <w:pPr>
-        <w:numPr>
-          <w:ilvl w:val="0"/>
-          <w:numId w:val="1003"/>
-        </w:numPr>
-        <w:pStyle w:val="Compact"/>
+        <w:pStyle w:val="BodyText"/>
       </w:pPr>
       <w:r>
         <w:t xml:space="preserve">2008 —</w:t>
@@ -535,11 +575,7 @@
     </w:p>
     <w:p>
       <w:pPr>
-        <w:numPr>
-          <w:ilvl w:val="0"/>
-          <w:numId w:val="1003"/>
-        </w:numPr>
-        <w:pStyle w:val="Compact"/>
+        <w:pStyle w:val="BodyText"/>
       </w:pPr>
       <w:r>
         <w:t xml:space="preserve">2007 —</w:t>
@@ -553,9 +589,13 @@
     </w:p>
     <w:p>
       <w:pPr>
-        <w:pStyle w:val="FirstParagraph"/>
-      </w:pPr>
-      <w:r>
+        <w:pStyle w:val="BodyText"/>
+      </w:pPr>
+      <w:r>
+        <w:rPr>
+          <w:bCs/>
+          <w:b/>
+        </w:rPr>
         <w:t xml:space="preserve">Vidcode — Curriculum Developer</w:t>
       </w:r>
       <w:r>
@@ -577,11 +617,7 @@
     </w:p>
     <w:p>
       <w:pPr>
-        <w:numPr>
-          <w:ilvl w:val="0"/>
-          <w:numId w:val="1004"/>
-        </w:numPr>
-        <w:pStyle w:val="Compact"/>
+        <w:pStyle w:val="BodyText"/>
       </w:pPr>
       <w:r>
         <w:t xml:space="preserve">Developed curriculum for introductory creative coding courses including for Girl Scouts and BrainPop</w:t>
@@ -589,9 +625,13 @@
     </w:p>
     <w:p>
       <w:pPr>
-        <w:pStyle w:val="FirstParagraph"/>
-      </w:pPr>
-      <w:r>
+        <w:pStyle w:val="BodyText"/>
+      </w:pPr>
+      <w:r>
+        <w:rPr>
+          <w:bCs/>
+          <w:b/>
+        </w:rPr>
         <w:t xml:space="preserve">External Reviewer</w:t>
       </w:r>
       <w:r>
@@ -613,11 +653,7 @@
     </w:p>
     <w:p>
       <w:pPr>
-        <w:numPr>
-          <w:ilvl w:val="0"/>
-          <w:numId w:val="1005"/>
-        </w:numPr>
-        <w:pStyle w:val="Compact"/>
+        <w:pStyle w:val="BodyText"/>
       </w:pPr>
       <w:r>
         <w:t xml:space="preserve">2012 —</w:t>
@@ -631,9 +667,13 @@
     </w:p>
     <w:p>
       <w:pPr>
-        <w:pStyle w:val="FirstParagraph"/>
-      </w:pPr>
-      <w:r>
+        <w:pStyle w:val="BodyText"/>
+      </w:pPr>
+      <w:r>
+        <w:rPr>
+          <w:bCs/>
+          <w:b/>
+        </w:rPr>
         <w:t xml:space="preserve">Juror</w:t>
       </w:r>
       <w:r>
@@ -655,11 +695,7 @@
     </w:p>
     <w:p>
       <w:pPr>
-        <w:numPr>
-          <w:ilvl w:val="0"/>
-          <w:numId w:val="1006"/>
-        </w:numPr>
-        <w:pStyle w:val="Compact"/>
+        <w:pStyle w:val="BodyText"/>
       </w:pPr>
       <w:r>
         <w:t xml:space="preserve">2008 —</w:t>
@@ -692,11 +728,7 @@
     </w:p>
     <w:p>
       <w:pPr>
-        <w:numPr>
-          <w:ilvl w:val="0"/>
-          <w:numId w:val="1007"/>
-        </w:numPr>
-        <w:pStyle w:val="Compact"/>
+        <w:pStyle w:val="FirstParagraph"/>
       </w:pPr>
       <w:r>
         <w:t xml:space="preserve">2025 —</w:t>
@@ -747,11 +779,7 @@
     </w:p>
     <w:p>
       <w:pPr>
-        <w:numPr>
-          <w:ilvl w:val="0"/>
-          <w:numId w:val="1007"/>
-        </w:numPr>
-        <w:pStyle w:val="Compact"/>
+        <w:pStyle w:val="BodyText"/>
       </w:pPr>
       <w:r>
         <w:t xml:space="preserve">2017 —</w:t>
@@ -765,11 +793,7 @@
     </w:p>
     <w:p>
       <w:pPr>
-        <w:numPr>
-          <w:ilvl w:val="0"/>
-          <w:numId w:val="1007"/>
-        </w:numPr>
-        <w:pStyle w:val="Compact"/>
+        <w:pStyle w:val="BodyText"/>
       </w:pPr>
       <w:r>
         <w:t xml:space="preserve">2010 —</w:t>
@@ -783,11 +807,7 @@
     </w:p>
     <w:p>
       <w:pPr>
-        <w:numPr>
-          <w:ilvl w:val="0"/>
-          <w:numId w:val="1007"/>
-        </w:numPr>
-        <w:pStyle w:val="Compact"/>
+        <w:pStyle w:val="BodyText"/>
       </w:pPr>
       <w:r>
         <w:t xml:space="preserve">2009 —</w:t>
@@ -801,11 +821,7 @@
     </w:p>
     <w:p>
       <w:pPr>
-        <w:numPr>
-          <w:ilvl w:val="0"/>
-          <w:numId w:val="1007"/>
-        </w:numPr>
-        <w:pStyle w:val="Compact"/>
+        <w:pStyle w:val="BodyText"/>
       </w:pPr>
       <w:r>
         <w:t xml:space="preserve">2008 —</w:t>
@@ -819,11 +835,7 @@
     </w:p>
     <w:p>
       <w:pPr>
-        <w:numPr>
-          <w:ilvl w:val="0"/>
-          <w:numId w:val="1007"/>
-        </w:numPr>
-        <w:pStyle w:val="Compact"/>
+        <w:pStyle w:val="BodyText"/>
       </w:pPr>
       <w:r>
         <w:t xml:space="preserve">2007 —</w:t>
@@ -837,11 +849,7 @@
     </w:p>
     <w:p>
       <w:pPr>
-        <w:numPr>
-          <w:ilvl w:val="0"/>
-          <w:numId w:val="1007"/>
-        </w:numPr>
-        <w:pStyle w:val="Compact"/>
+        <w:pStyle w:val="BodyText"/>
       </w:pPr>
       <w:r>
         <w:t xml:space="preserve">2004 —</w:t>
@@ -855,11 +863,7 @@
     </w:p>
     <w:p>
       <w:pPr>
-        <w:numPr>
-          <w:ilvl w:val="0"/>
-          <w:numId w:val="1007"/>
-        </w:numPr>
-        <w:pStyle w:val="Compact"/>
+        <w:pStyle w:val="BodyText"/>
       </w:pPr>
       <w:r>
         <w:t xml:space="preserve">2003 —</w:t>
@@ -873,11 +877,7 @@
     </w:p>
     <w:p>
       <w:pPr>
-        <w:numPr>
-          <w:ilvl w:val="0"/>
-          <w:numId w:val="1007"/>
-        </w:numPr>
-        <w:pStyle w:val="Compact"/>
+        <w:pStyle w:val="BodyText"/>
       </w:pPr>
       <w:r>
         <w:t xml:space="preserve">2002 —</w:t>
@@ -914,11 +914,7 @@
     </w:p>
     <w:p>
       <w:pPr>
-        <w:numPr>
-          <w:ilvl w:val="0"/>
-          <w:numId w:val="1007"/>
-        </w:numPr>
-        <w:pStyle w:val="Compact"/>
+        <w:pStyle w:val="BodyText"/>
       </w:pPr>
       <w:r>
         <w:t xml:space="preserve">2001 —</w:t>
@@ -945,11 +941,7 @@
     </w:p>
     <w:p>
       <w:pPr>
-        <w:numPr>
-          <w:ilvl w:val="0"/>
-          <w:numId w:val="1007"/>
-        </w:numPr>
-        <w:pStyle w:val="Compact"/>
+        <w:pStyle w:val="BodyText"/>
       </w:pPr>
       <w:r>
         <w:t xml:space="preserve">2000 —</w:t>
@@ -963,11 +955,7 @@
     </w:p>
     <w:p>
       <w:pPr>
-        <w:numPr>
-          <w:ilvl w:val="0"/>
-          <w:numId w:val="1007"/>
-        </w:numPr>
-        <w:pStyle w:val="Compact"/>
+        <w:pStyle w:val="BodyText"/>
       </w:pPr>
       <w:r>
         <w:t xml:space="preserve">1999 —</w:t>
@@ -991,11 +979,7 @@
     </w:p>
     <w:p>
       <w:pPr>
-        <w:numPr>
-          <w:ilvl w:val="0"/>
-          <w:numId w:val="1008"/>
-        </w:numPr>
-        <w:pStyle w:val="Compact"/>
+        <w:pStyle w:val="FirstParagraph"/>
       </w:pPr>
       <w:r>
         <w:t xml:space="preserve">AfterImage, 2008–2009</w:t>
@@ -1003,11 +987,7 @@
     </w:p>
     <w:p>
       <w:pPr>
-        <w:numPr>
-          <w:ilvl w:val="0"/>
-          <w:numId w:val="1008"/>
-        </w:numPr>
-        <w:pStyle w:val="Compact"/>
+        <w:pStyle w:val="BodyText"/>
       </w:pPr>
       <w:r>
         <w:t xml:space="preserve">Architect's Newspaper, November 2005–2010</w:t>
@@ -1025,11 +1005,7 @@
     </w:p>
     <w:p>
       <w:pPr>
-        <w:numPr>
-          <w:ilvl w:val="0"/>
-          <w:numId w:val="1009"/>
-        </w:numPr>
-        <w:pStyle w:val="Compact"/>
+        <w:pStyle w:val="FirstParagraph"/>
       </w:pPr>
       <w:r>
         <w:t xml:space="preserve">2008–10 —</w:t>
@@ -1043,11 +1019,7 @@
     </w:p>
     <w:p>
       <w:pPr>
-        <w:numPr>
-          <w:ilvl w:val="0"/>
-          <w:numId w:val="1009"/>
-        </w:numPr>
-        <w:pStyle w:val="Compact"/>
+        <w:pStyle w:val="BodyText"/>
       </w:pPr>
       <w:r>
         <w:t xml:space="preserve">2009 —</w:t>
@@ -1061,11 +1033,7 @@
     </w:p>
     <w:p>
       <w:pPr>
-        <w:numPr>
-          <w:ilvl w:val="0"/>
-          <w:numId w:val="1009"/>
-        </w:numPr>
-        <w:pStyle w:val="Compact"/>
+        <w:pStyle w:val="BodyText"/>
       </w:pPr>
       <w:r>
         <w:t xml:space="preserve">2008 —</w:t>
@@ -1079,11 +1047,7 @@
     </w:p>
     <w:p>
       <w:pPr>
-        <w:numPr>
-          <w:ilvl w:val="0"/>
-          <w:numId w:val="1009"/>
-        </w:numPr>
-        <w:pStyle w:val="Compact"/>
+        <w:pStyle w:val="BodyText"/>
       </w:pPr>
       <w:r>
         <w:t xml:space="preserve">2008 —</w:t>
@@ -1097,11 +1061,7 @@
     </w:p>
     <w:p>
       <w:pPr>
-        <w:numPr>
-          <w:ilvl w:val="0"/>
-          <w:numId w:val="1009"/>
-        </w:numPr>
-        <w:pStyle w:val="Compact"/>
+        <w:pStyle w:val="BodyText"/>
       </w:pPr>
       <w:r>
         <w:t xml:space="preserve">2007 —</w:t>
@@ -1117,13 +1077,15 @@
     <w:bookmarkEnd w:id="31"/>
     <w:p>
       <w:pPr>
-        <w:pStyle w:val="FirstParagraph"/>
+        <w:pStyle w:val="BodyText"/>
       </w:pPr>
       <w:r>
         <w:t xml:space="preserve">updated: 5 May 2026</w:t>
       </w:r>
     </w:p>
-    <w:sectPr/>
+    <w:sectPr>
+      <w:pgMar w:bottom="1440" w:left="1417" w:right="1417" w:top="1080"/>
+    </w:sectPr>
   </w:body>
 </w:document>
 </file>
@@ -1229,111 +1191,8 @@
       </w:pPr>
     </w:lvl>
   </w:abstractNum>
-  <w:abstractNum w:abstractNumId="991">
-    <w:nsid w:val="A991"/>
-    <w:multiLevelType w:val="multilevel"/>
-    <w:lvl w:ilvl="0">
-      <w:numFmt w:val="bullet"/>
-      <w:lvlText w:val="•"/>
-      <w:lvlJc w:val="left"/>
-      <w:pPr>
-        <w:ind w:left="720" w:hanging="480"/>
-      </w:pPr>
-    </w:lvl>
-    <w:lvl w:ilvl="1">
-      <w:numFmt w:val="bullet"/>
-      <w:lvlText w:val="–"/>
-      <w:lvlJc w:val="left"/>
-      <w:pPr>
-        <w:ind w:left="1440" w:hanging="480"/>
-      </w:pPr>
-    </w:lvl>
-    <w:lvl w:ilvl="2">
-      <w:numFmt w:val="bullet"/>
-      <w:lvlText w:val="•"/>
-      <w:lvlJc w:val="left"/>
-      <w:pPr>
-        <w:ind w:left="2160" w:hanging="480"/>
-      </w:pPr>
-    </w:lvl>
-    <w:lvl w:ilvl="3">
-      <w:numFmt w:val="bullet"/>
-      <w:lvlText w:val="–"/>
-      <w:lvlJc w:val="left"/>
-      <w:pPr>
-        <w:ind w:left="2880" w:hanging="480"/>
-      </w:pPr>
-    </w:lvl>
-    <w:lvl w:ilvl="4">
-      <w:numFmt w:val="bullet"/>
-      <w:lvlText w:val="•"/>
-      <w:lvlJc w:val="left"/>
-      <w:pPr>
-        <w:ind w:left="3600" w:hanging="480"/>
-      </w:pPr>
-    </w:lvl>
-    <w:lvl w:ilvl="5">
-      <w:numFmt w:val="bullet"/>
-      <w:lvlText w:val="–"/>
-      <w:lvlJc w:val="left"/>
-      <w:pPr>
-        <w:ind w:left="4320" w:hanging="480"/>
-      </w:pPr>
-    </w:lvl>
-    <w:lvl w:ilvl="6">
-      <w:numFmt w:val="bullet"/>
-      <w:lvlText w:val="•"/>
-      <w:lvlJc w:val="left"/>
-      <w:pPr>
-        <w:ind w:left="5040" w:hanging="480"/>
-      </w:pPr>
-    </w:lvl>
-    <w:lvl w:ilvl="7">
-      <w:numFmt w:val="bullet"/>
-      <w:lvlText w:val="–"/>
-      <w:lvlJc w:val="left"/>
-      <w:pPr>
-        <w:ind w:left="5760" w:hanging="480"/>
-      </w:pPr>
-    </w:lvl>
-    <w:lvl w:ilvl="8">
-      <w:numFmt w:val="bullet"/>
-      <w:lvlText w:val="•"/>
-      <w:lvlJc w:val="left"/>
-      <w:pPr>
-        <w:ind w:left="6480" w:hanging="480"/>
-      </w:pPr>
-    </w:lvl>
-  </w:abstractNum>
   <w:num w:numId="1000">
     <w:abstractNumId w:val="990"/>
-  </w:num>
-  <w:num w:numId="1001">
-    <w:abstractNumId w:val="991"/>
-  </w:num>
-  <w:num w:numId="1002">
-    <w:abstractNumId w:val="991"/>
-  </w:num>
-  <w:num w:numId="1003">
-    <w:abstractNumId w:val="991"/>
-  </w:num>
-  <w:num w:numId="1004">
-    <w:abstractNumId w:val="991"/>
-  </w:num>
-  <w:num w:numId="1005">
-    <w:abstractNumId w:val="991"/>
-  </w:num>
-  <w:num w:numId="1006">
-    <w:abstractNumId w:val="991"/>
-  </w:num>
-  <w:num w:numId="1007">
-    <w:abstractNumId w:val="991"/>
-  </w:num>
-  <w:num w:numId="1008">
-    <w:abstractNumId w:val="991"/>
-  </w:num>
-  <w:num w:numId="1009">
-    <w:abstractNumId w:val="991"/>
   </w:num>
 </w:numbering>
 </file>
@@ -1357,31 +1216,73 @@
   </w:docDefaults>
   <w:latentStyles w:count="276" w:defLockedState="0" w:defQFormat="0" w:defSemiHidden="0" w:defUIPriority="0" w:defUnhideWhenUsed="0"/>
   <w:style w:default="1" w:styleId="Normal" w:type="paragraph">
+    <w:rFonts w:ascii="Calibri" w:cs="Calibri" w:hAnsi="Calibri"/>
     <w:name w:val="Normal"/>
     <w:qFormat/>
+    <w:pPr>
+      <w:spacing w:after="60" w:before="0" w:line="336" w:lineRule="auto"/>
+      <w:widowControl w:val="0"/>
+      <w:pageBreakBefore w:val="0"/>
+    </w:pPr>
+    <w:rPr>
+      <w:rFonts w:ascii="Calibri" w:hAnsi="Calibri"/>
+      <w:b w:val="0"/>
+      <w:color w:val="444444"/>
+      <w:sz w:val="20"/>
+    </w:rPr>
   </w:style>
   <w:style w:styleId="BodyText" w:type="paragraph">
+    <w:rFonts w:ascii="Calibri" w:cs="Calibri" w:hAnsi="Calibri"/>
     <w:name w:val="Body Text"/>
     <w:basedOn w:val="Normal"/>
     <w:link w:val="BodyTextChar"/>
     <w:pPr>
-      <w:spacing w:after="180" w:before="180"/>
+      <w:spacing w:after="60" w:before="0" w:line="336" w:lineRule="auto"/>
+      <w:widowControl w:val="0"/>
+      <w:pageBreakBefore w:val="0"/>
     </w:pPr>
     <w:qFormat/>
+    <w:rPr>
+      <w:rFonts w:ascii="Calibri" w:hAnsi="Calibri"/>
+      <w:b w:val="0"/>
+      <w:color w:val="444444"/>
+      <w:sz w:val="20"/>
+    </w:rPr>
   </w:style>
   <w:style w:customStyle="1" w:styleId="FirstParagraph" w:type="paragraph">
+    <w:rFonts w:ascii="Calibri" w:cs="Calibri" w:hAnsi="Calibri"/>
     <w:name w:val="First Paragraph"/>
     <w:basedOn w:val="BodyText"/>
     <w:next w:val="BodyText"/>
     <w:qFormat/>
+    <w:pPr>
+      <w:spacing w:after="60" w:before="0" w:line="336" w:lineRule="auto"/>
+      <w:widowControl w:val="0"/>
+      <w:pageBreakBefore w:val="0"/>
+    </w:pPr>
+    <w:rPr>
+      <w:rFonts w:ascii="Calibri" w:hAnsi="Calibri"/>
+      <w:b w:val="0"/>
+      <w:color w:val="444444"/>
+      <w:sz w:val="20"/>
+    </w:rPr>
   </w:style>
   <w:style w:customStyle="1" w:styleId="Compact" w:type="paragraph">
+    <w:rFonts w:ascii="Calibri" w:cs="Calibri" w:hAnsi="Calibri"/>
     <w:name w:val="Compact"/>
     <w:basedOn w:val="BodyText"/>
     <w:qFormat/>
     <w:pPr>
-      <w:spacing w:after="36" w:before="36"/>
-    </w:pPr>
+      <w:spacing w:after="60" w:before="0" w:line="336" w:lineRule="auto"/>
+      <w:widowControl w:val="0"/>
+      <w:pageBreakBefore w:val="0"/>
+    </w:pPr>
+    <w:rPr>
+      <w:rFonts w:ascii="Calibri" w:hAnsi="Calibri"/>
+      <w:b w:val="0"/>
+      <w:color w:val="444444"/>
+      <w:sz w:val="20"/>
+    </w:rPr>
   </w:style>
   <w:style w:styleId="Title" w:type="paragraph">
     <w:name w:val="Title"/>
@@ -1391,7 +1292,7 @@
     <w:pPr>
       <w:keepNext/>
       <w:keepLines/>
-      <w:spacing w:after="240" w:before="480"/>
+      <w:spacing w:after="0" w:before="0" w:line="312" w:lineRule="auto"/>
       <w:jc w:val="center"/>
     </w:pPr>
     <w:rPr>
@@ -1399,7 +1300,7 @@
       <w:b/>
       <w:bCs/>
       <w:color w:themeColor="accent1" w:themeShade="B5" w:val="345A8A"/>
-      <w:sz w:val="36"/>
+      <w:sz w:val="2"/>
       <w:szCs w:val="36"/>
     </w:rPr>
   </w:style>
@@ -1482,27 +1383,33 @@
     <w:rPr/>
   </w:style>
   <w:style w:styleId="Heading1" w:type="paragraph">
+    <w:rFonts w:ascii="Georgia" w:cs="Georgia" w:hAnsi="Georgia"/>
     <w:name w:val="Heading 1"/>
     <w:basedOn w:val="Normal"/>
     <w:next w:val="BodyText"/>
     <w:uiPriority w:val="9"/>
     <w:qFormat/>
     <w:pPr>
-      <w:keepNext/>
+      <w:keepNext w:val="1"/>
       <w:keepLines/>
-      <w:spacing w:after="0" w:before="480"/>
+      <w:spacing w:after="160" w:before="0" w:line="264" w:lineRule="auto"/>
       <w:outlineLvl w:val="0"/>
-    </w:pPr>
-    <w:rPr>
-      <w:rFonts w:asciiTheme="majorHAnsi" w:cstheme="majorBidi" w:eastAsiaTheme="majorEastAsia" w:hAnsiTheme="majorHAnsi"/>
-      <w:b/>
+      <w:widowControl w:val="0"/>
+      <w:pageBreakBefore w:val="0"/>
+    </w:pPr>
+    <w:rPr>
+      <w:rFonts w:ascii="Georgia" w:asciiTheme="majorHAnsi" w:cstheme="majorBidi" w:eastAsiaTheme="majorEastAsia" w:hAnsi="Georgia" w:hAnsiTheme="majorHAnsi"/>
+      <w:b w:val="0"/>
       <w:bCs/>
-      <w:color w:themeColor="accent1" w:val="4F81BD"/>
-      <w:sz w:val="32"/>
+      <w:i w:val="0"/>
+      <w:caps w:val="0"/>
+      <w:color w:val="1A1A1A"/>
+      <w:sz w:val="44"/>
       <w:szCs w:val="32"/>
     </w:rPr>
   </w:style>
   <w:style w:styleId="Heading2" w:type="paragraph">
+    <w:rFonts w:ascii="Calibri" w:cs="Calibri" w:hAnsi="Calibri"/>
     <w:name w:val="Heading 2"/>
     <w:basedOn w:val="Normal"/>
     <w:next w:val="BodyText"/>
@@ -1510,21 +1417,29 @@
     <w:unhideWhenUsed/>
     <w:qFormat/>
     <w:pPr>
-      <w:keepNext/>
+      <w:keepNext w:val="1"/>
       <w:keepLines/>
-      <w:spacing w:after="0" w:before="200"/>
+      <w:spacing w:after="80" w:before="280" w:line="240" w:lineRule="auto"/>
       <w:outlineLvl w:val="1"/>
-    </w:pPr>
-    <w:rPr>
-      <w:rFonts w:asciiTheme="majorHAnsi" w:cstheme="majorBidi" w:eastAsiaTheme="majorEastAsia" w:hAnsiTheme="majorHAnsi"/>
-      <w:b/>
+      <w:pBdr>
+        <w:top w:color="cccccc" w:space="4" w:sz="4" w:val="single"/>
+      </w:pBdr>
+      <w:widowControl w:val="0"/>
+      <w:pageBreakBefore w:val="0"/>
+    </w:pPr>
+    <w:rPr>
+      <w:rFonts w:ascii="Calibri" w:asciiTheme="majorHAnsi" w:cstheme="majorBidi" w:eastAsiaTheme="majorEastAsia" w:hAnsi="Calibri" w:hAnsiTheme="majorHAnsi"/>
+      <w:b w:val="0"/>
       <w:bCs/>
-      <w:color w:themeColor="accent1" w:val="4F81BD"/>
-      <w:sz w:val="28"/>
+      <w:i w:val="0"/>
+      <w:caps/>
+      <w:color w:val="999999"/>
+      <w:sz w:val="24"/>
       <w:szCs w:val="28"/>
     </w:rPr>
   </w:style>
   <w:style w:styleId="Heading3" w:type="paragraph">
+    <w:rFonts w:ascii="Calibri" w:cs="Calibri" w:hAnsi="Calibri"/>
     <w:name w:val="Heading 3"/>
     <w:basedOn w:val="Normal"/>
     <w:next w:val="BodyText"/>
@@ -1532,21 +1447,26 @@
     <w:unhideWhenUsed/>
     <w:qFormat/>
     <w:pPr>
-      <w:keepNext/>
+      <w:keepNext w:val="1"/>
       <w:keepLines/>
-      <w:spacing w:after="0" w:before="200"/>
+      <w:spacing w:after="60" w:before="200" w:line="240" w:lineRule="auto"/>
       <w:outlineLvl w:val="2"/>
-    </w:pPr>
-    <w:rPr>
-      <w:rFonts w:asciiTheme="majorHAnsi" w:cstheme="majorBidi" w:eastAsiaTheme="majorEastAsia" w:hAnsiTheme="majorHAnsi"/>
-      <w:b/>
+      <w:widowControl w:val="0"/>
+      <w:pageBreakBefore w:val="0"/>
+    </w:pPr>
+    <w:rPr>
+      <w:rFonts w:ascii="Calibri" w:asciiTheme="majorHAnsi" w:cstheme="majorBidi" w:eastAsiaTheme="majorEastAsia" w:hAnsi="Calibri" w:hAnsiTheme="majorHAnsi"/>
+      <w:b w:val="0"/>
       <w:bCs/>
-      <w:color w:themeColor="accent1" w:val="4F81BD"/>
-      <w:sz w:val="24"/>
+      <w:i w:val="0"/>
+      <w:caps/>
+      <w:color w:val="999999"/>
+      <w:sz w:val="21"/>
       <w:szCs w:val="24"/>
     </w:rPr>
   </w:style>
   <w:style w:styleId="Heading4" w:type="paragraph">
+    <w:rFonts w:ascii="Calibri" w:cs="Calibri" w:hAnsi="Calibri"/>
     <w:name w:val="Heading 4"/>
     <w:basedOn w:val="Normal"/>
     <w:next w:val="BodyText"/>
@@ -1554,17 +1474,21 @@
     <w:unhideWhenUsed/>
     <w:qFormat/>
     <w:pPr>
-      <w:keepNext/>
+      <w:keepNext w:val="1"/>
       <w:keepLines/>
-      <w:spacing w:after="0" w:before="200"/>
+      <w:spacing w:after="20" w:before="120" w:line="312" w:lineRule="auto"/>
       <w:outlineLvl w:val="3"/>
-    </w:pPr>
-    <w:rPr>
-      <w:rFonts w:asciiTheme="majorHAnsi" w:cstheme="majorBidi" w:eastAsiaTheme="majorEastAsia" w:hAnsiTheme="majorHAnsi"/>
-      <w:i/>
+      <w:widowControl w:val="0"/>
+      <w:pageBreakBefore w:val="0"/>
+    </w:pPr>
+    <w:rPr>
+      <w:rFonts w:ascii="Calibri" w:asciiTheme="majorHAnsi" w:cstheme="majorBidi" w:eastAsiaTheme="majorEastAsia" w:hAnsi="Calibri" w:hAnsiTheme="majorHAnsi"/>
+      <w:i w:val="0"/>
+      <w:b/>
       <w:bCs/>
-      <w:color w:themeColor="accent1" w:val="4F81BD"/>
-      <w:sz w:val="24"/>
+      <w:caps w:val="0"/>
+      <w:color w:val="1A1A1A"/>
+      <w:sz w:val="20"/>
       <w:szCs w:val="24"/>
     </w:rPr>
   </w:style>
@@ -1803,7 +1727,8 @@
     <w:name w:val="Hyperlink"/>
     <w:basedOn w:val="BodyTextChar"/>
     <w:rPr>
-      <w:color w:themeColor="accent1" w:val="4F81BD"/>
+      <w:color w:val="555555"/>
+      <w:u w:val="none"/>
     </w:rPr>
   </w:style>
   <w:style w:styleId="TOCHeading" w:type="paragraph">

--- a/docx/Atkinson_Professional.docx
+++ b/docx/Atkinson_Professional.docx
@@ -197,7 +197,7 @@
               <w:jc w:val="left"/>
             </w:pPr>
             <w:r>
-              <w:t xml:space="preserve">Spring – Summer 2017</w:t>
+              <w:t xml:space="preserve">2017</w:t>
             </w:r>
           </w:p>
         </w:tc>
@@ -231,7 +231,7 @@
               <w:jc w:val="left"/>
             </w:pPr>
             <w:r>
-              <w:t xml:space="preserve">Oct 2000 – May 2004</w:t>
+              <w:t xml:space="preserve">2000–04</w:t>
             </w:r>
           </w:p>
         </w:tc>
@@ -255,17 +255,7 @@
               <w:jc w:val="left"/>
             </w:pPr>
             <w:r>
-              <w:t xml:space="preserve">Ph.D. —</w:t>
-            </w:r>
-            <w:r>
-              <w:t xml:space="preserve"> </w:t>
-            </w:r>
-            <w:r>
-              <w:rPr>
-                <w:iCs/>
-                <w:i/>
-              </w:rPr>
-              <w:t xml:space="preserve">"The creation of digital fine art print through the Woodburytype model"</w:t>
+              <w:t xml:space="preserve">Ph.D. — "The creation of digital fine art print through the Woodburytype model"</w:t>
             </w:r>
           </w:p>
         </w:tc>
@@ -279,7 +269,7 @@
               <w:jc w:val="left"/>
             </w:pPr>
             <w:r>
-              <w:t xml:space="preserve">Sept 1999 – June 2000</w:t>
+              <w:t xml:space="preserve">1999–2000</w:t>
             </w:r>
           </w:p>
         </w:tc>
@@ -317,7 +307,7 @@
               <w:jc w:val="left"/>
             </w:pPr>
             <w:r>
-              <w:t xml:space="preserve">Oct 1993 – July 1996</w:t>
+              <w:t xml:space="preserve">1993–96</w:t>
             </w:r>
           </w:p>
         </w:tc>
@@ -372,12 +362,6 @@
         <w:t xml:space="preserve"> </w:t>
       </w:r>
       <w:r>
-        <w:t xml:space="preserve">—</w:t>
-      </w:r>
-      <w:r>
-        <w:t xml:space="preserve"> </w:t>
-      </w:r>
-      <w:r>
         <w:rPr>
           <w:iCs/>
           <w:i/>
@@ -408,12 +392,6 @@
         <w:t xml:space="preserve"> </w:t>
       </w:r>
       <w:r>
-        <w:t xml:space="preserve">—</w:t>
-      </w:r>
-      <w:r>
-        <w:t xml:space="preserve"> </w:t>
-      </w:r>
-      <w:r>
         <w:rPr>
           <w:iCs/>
           <w:i/>
@@ -468,12 +446,6 @@
         <w:t xml:space="preserve"> </w:t>
       </w:r>
       <w:r>
-        <w:t xml:space="preserve">—</w:t>
-      </w:r>
-      <w:r>
-        <w:t xml:space="preserve"> </w:t>
-      </w:r>
-      <w:r>
         <w:rPr>
           <w:iCs/>
           <w:i/>
@@ -498,13 +470,7 @@
           <w:bCs/>
           <w:b/>
         </w:rPr>
-        <w:t xml:space="preserve">Conference Organiser</w:t>
-      </w:r>
-      <w:r>
-        <w:t xml:space="preserve"> </w:t>
-      </w:r>
-      <w:r>
-        <w:t xml:space="preserve">—</w:t>
+        <w:t xml:space="preserve">Vidcode — Curriculum Developer</w:t>
       </w:r>
       <w:r>
         <w:t xml:space="preserve"> </w:t>
@@ -514,77 +480,15 @@
           <w:iCs/>
           <w:i/>
         </w:rPr>
-        <w:t xml:space="preserve">2007–2023</w:t>
-      </w:r>
-    </w:p>
-    <w:p>
-      <w:pPr>
-        <w:pStyle w:val="BodyText"/>
-      </w:pPr>
-      <w:r>
-        <w:t xml:space="preserve">2023 —</w:t>
-      </w:r>
-      <w:r>
-        <w:t xml:space="preserve"> </w:t>
-      </w:r>
-      <w:r>
-        <w:t xml:space="preserve">Ocean Memory Project, Remembering/Writing, Friday Harbor Labs, San Juan Island, University of Washington, WA</w:t>
-      </w:r>
-    </w:p>
-    <w:p>
-      <w:pPr>
-        <w:pStyle w:val="BodyText"/>
-      </w:pPr>
-      <w:r>
-        <w:t xml:space="preserve">2022 —</w:t>
-      </w:r>
-      <w:r>
-        <w:t xml:space="preserve"> </w:t>
-      </w:r>
-      <w:r>
-        <w:t xml:space="preserve">Ocean Memory Project, Sense Submerged Workshop, Puerto Morelos, Mexico</w:t>
-      </w:r>
-    </w:p>
-    <w:p>
-      <w:pPr>
-        <w:pStyle w:val="BodyText"/>
-      </w:pPr>
-      <w:r>
-        <w:t xml:space="preserve">2009 —</w:t>
-      </w:r>
-      <w:r>
-        <w:t xml:space="preserve"> </w:t>
-      </w:r>
-      <w:r>
-        <w:t xml:space="preserve">Society for Photographic Education, Mid-Atlantic Region Annual conference, Montclair State University, Montclair, NJ</w:t>
-      </w:r>
-    </w:p>
-    <w:p>
-      <w:pPr>
-        <w:pStyle w:val="BodyText"/>
-      </w:pPr>
-      <w:r>
-        <w:t xml:space="preserve">2008 —</w:t>
-      </w:r>
-      <w:r>
-        <w:t xml:space="preserve"> </w:t>
-      </w:r>
-      <w:r>
-        <w:t xml:space="preserve">Society for Photographic Education, Mid-Atlantic Region Annual conference, Carnegie Mellon University, Pittsburgh, PA</w:t>
-      </w:r>
-    </w:p>
-    <w:p>
-      <w:pPr>
-        <w:pStyle w:val="BodyText"/>
-      </w:pPr>
-      <w:r>
-        <w:t xml:space="preserve">2007 —</w:t>
-      </w:r>
-      <w:r>
-        <w:t xml:space="preserve"> </w:t>
-      </w:r>
-      <w:r>
-        <w:t xml:space="preserve">Society for Photographic Education, Mid-Atlantic Region Annual conference, Center for Photography at Woodstock, Woodstock, NY</w:t>
+        <w:t xml:space="preserve">2017–19</w:t>
+      </w:r>
+    </w:p>
+    <w:p>
+      <w:pPr>
+        <w:pStyle w:val="BodyText"/>
+      </w:pPr>
+      <w:r>
+        <w:t xml:space="preserve">Developed curriculum for introductory creative coding courses including for Girl Scouts and BrainPop</w:t>
       </w:r>
     </w:p>
     <w:p>
@@ -596,31 +500,47 @@
           <w:bCs/>
           <w:b/>
         </w:rPr>
-        <w:t xml:space="preserve">Vidcode — Curriculum Developer</w:t>
-      </w:r>
-      <w:r>
-        <w:t xml:space="preserve"> </w:t>
-      </w:r>
-      <w:r>
-        <w:t xml:space="preserve">—</w:t>
-      </w:r>
-      <w:r>
-        <w:t xml:space="preserve"> </w:t>
-      </w:r>
-      <w:r>
-        <w:rPr>
-          <w:iCs/>
-          <w:i/>
-        </w:rPr>
-        <w:t xml:space="preserve">2017–2019</w:t>
-      </w:r>
-    </w:p>
-    <w:p>
-      <w:pPr>
-        <w:pStyle w:val="BodyText"/>
-      </w:pPr>
-      <w:r>
-        <w:t xml:space="preserve">Developed curriculum for introductory creative coding courses including for Girl Scouts and BrainPop</w:t>
+        <w:t xml:space="preserve">Conference Organiser</w:t>
+      </w:r>
+    </w:p>
+    <w:p>
+      <w:pPr>
+        <w:pStyle w:val="BodyText"/>
+      </w:pPr>
+      <w:r>
+        <w:t xml:space="preserve">2023 — Ocean Memory Project, Remembering/Writing, Friday Harbor Labs, San Juan Island, University of Washington, WA</w:t>
+      </w:r>
+    </w:p>
+    <w:p>
+      <w:pPr>
+        <w:pStyle w:val="BodyText"/>
+      </w:pPr>
+      <w:r>
+        <w:t xml:space="preserve">2022 — Ocean Memory Project, Sense Submerged Workshop, Puerto Morelos, Mexico</w:t>
+      </w:r>
+    </w:p>
+    <w:p>
+      <w:pPr>
+        <w:pStyle w:val="BodyText"/>
+      </w:pPr>
+      <w:r>
+        <w:t xml:space="preserve">2009 — Society for Photographic Education, Mid-Atlantic Region Annual conference, Montclair State University, Montclair, NJ</w:t>
+      </w:r>
+    </w:p>
+    <w:p>
+      <w:pPr>
+        <w:pStyle w:val="BodyText"/>
+      </w:pPr>
+      <w:r>
+        <w:t xml:space="preserve">2008 — Society for Photographic Education, Mid-Atlantic Region Annual conference, Carnegie Mellon University, Pittsburgh, PA</w:t>
+      </w:r>
+    </w:p>
+    <w:p>
+      <w:pPr>
+        <w:pStyle w:val="BodyText"/>
+      </w:pPr>
+      <w:r>
+        <w:t xml:space="preserve">2007 — Society for Photographic Education, Mid-Atlantic Region Annual conference, Center for Photography at Woodstock, Woodstock, NY</w:t>
       </w:r>
     </w:p>
     <w:p>
@@ -634,35 +554,13 @@
         </w:rPr>
         <w:t xml:space="preserve">External Reviewer</w:t>
       </w:r>
-      <w:r>
-        <w:t xml:space="preserve"> </w:t>
-      </w:r>
-      <w:r>
-        <w:t xml:space="preserve">—</w:t>
-      </w:r>
-      <w:r>
-        <w:t xml:space="preserve"> </w:t>
-      </w:r>
-      <w:r>
-        <w:rPr>
-          <w:iCs/>
-          <w:i/>
-        </w:rPr>
-        <w:t xml:space="preserve">2012</w:t>
-      </w:r>
-    </w:p>
-    <w:p>
-      <w:pPr>
-        <w:pStyle w:val="BodyText"/>
-      </w:pPr>
-      <w:r>
-        <w:t xml:space="preserve">2012 —</w:t>
-      </w:r>
-      <w:r>
-        <w:t xml:space="preserve"> </w:t>
-      </w:r>
-      <w:r>
-        <w:t xml:space="preserve">Whitecliffe College of Art and Design, Auckland, New Zealand</w:t>
+    </w:p>
+    <w:p>
+      <w:pPr>
+        <w:pStyle w:val="BodyText"/>
+      </w:pPr>
+      <w:r>
+        <w:t xml:space="preserve">2012 — Whitecliffe College of Art and Design, Auckland, New Zealand</w:t>
       </w:r>
     </w:p>
     <w:p>
@@ -676,35 +574,13 @@
         </w:rPr>
         <w:t xml:space="preserve">Juror</w:t>
       </w:r>
-      <w:r>
-        <w:t xml:space="preserve"> </w:t>
-      </w:r>
-      <w:r>
-        <w:t xml:space="preserve">—</w:t>
-      </w:r>
-      <w:r>
-        <w:t xml:space="preserve"> </w:t>
-      </w:r>
-      <w:r>
-        <w:rPr>
-          <w:iCs/>
-          <w:i/>
-        </w:rPr>
-        <w:t xml:space="preserve">2008</w:t>
-      </w:r>
-    </w:p>
-    <w:p>
-      <w:pPr>
-        <w:pStyle w:val="BodyText"/>
-      </w:pPr>
-      <w:r>
-        <w:t xml:space="preserve">2008 —</w:t>
-      </w:r>
-      <w:r>
-        <w:t xml:space="preserve"> </w:t>
-      </w:r>
-      <w:r>
-        <w:t xml:space="preserve">Photography exhibition, New Jersey Printmaking Council, Somerville, NJ</w:t>
+    </w:p>
+    <w:p>
+      <w:pPr>
+        <w:pStyle w:val="BodyText"/>
+      </w:pPr>
+      <w:r>
+        <w:t xml:space="preserve">2008 — Photography exhibition, New Jersey Printmaking Council, Somerville, NJ</w:t>
       </w:r>
     </w:p>
     <w:bookmarkEnd w:id="26"/>
@@ -747,33 +623,7 @@
           <w:rPr>
             <w:rStyle w:val="Hyperlink"/>
           </w:rPr>
-          <w:t xml:space="preserve">Ocean Memory: Unimagined Perspectives.</w:t>
-        </w:r>
-        <w:r>
-          <w:rPr>
-            <w:rStyle w:val="Hyperlink"/>
-          </w:rPr>
-          <w:t xml:space="preserve"> </w:t>
-        </w:r>
-        <w:r>
-          <w:rPr>
-            <w:rStyle w:val="Hyperlink"/>
-            <w:iCs/>
-            <w:i/>
-          </w:rPr>
-          <w:t xml:space="preserve">Leonardo</w:t>
-        </w:r>
-        <w:r>
-          <w:rPr>
-            <w:rStyle w:val="Hyperlink"/>
-          </w:rPr>
-          <w:t xml:space="preserve"> </w:t>
-        </w:r>
-        <w:r>
-          <w:rPr>
-            <w:rStyle w:val="Hyperlink"/>
-          </w:rPr>
-          <w:t xml:space="preserve">2025; 58 (1): 105–110.</w:t>
+          <w:t xml:space="preserve">Ocean Memory: Unimagined Perspectives. Leonardo 2025; 58 (1): 105–110.</w:t>
         </w:r>
       </w:hyperlink>
     </w:p>
@@ -1008,7 +858,7 @@
         <w:pStyle w:val="FirstParagraph"/>
       </w:pPr>
       <w:r>
-        <w:t xml:space="preserve">2008–10 —</w:t>
+        <w:t xml:space="preserve">2008–2010 —</w:t>
       </w:r>
       <w:r>
         <w:t xml:space="preserve"> </w:t>
@@ -1080,7 +930,7 @@
         <w:pStyle w:val="BodyText"/>
       </w:pPr>
       <w:r>
-        <w:t xml:space="preserve">updated: 5 May 2026</w:t>
+        <w:t xml:space="preserve">updated: 8 May 2026</w:t>
       </w:r>
     </w:p>
     <w:sectPr>

--- a/docx/Atkinson_Professional.docx
+++ b/docx/Atkinson_Professional.docx
@@ -930,7 +930,7 @@
         <w:pStyle w:val="BodyText"/>
       </w:pPr>
       <w:r>
-        <w:t xml:space="preserve">updated: 8 May 2026</w:t>
+        <w:t xml:space="preserve">updated: 9 May 2026</w:t>
       </w:r>
     </w:p>
     <w:sectPr>

--- a/docx/Atkinson_Professional.docx
+++ b/docx/Atkinson_Professional.docx
@@ -404,23 +404,23 @@
         <w:pStyle w:val="BodyText"/>
       </w:pPr>
       <w:r>
+        <w:t xml:space="preserve">Assistant Professor of Digital Photography, September 2004 – Present</w:t>
+      </w:r>
+    </w:p>
+    <w:p>
+      <w:pPr>
+        <w:pStyle w:val="BodyText"/>
+      </w:pPr>
+      <w:r>
+        <w:t xml:space="preserve">Department of Art and Design Summer Chair, Summers 2014–17, 2019–24</w:t>
+      </w:r>
+    </w:p>
+    <w:p>
+      <w:pPr>
+        <w:pStyle w:val="BodyText"/>
+      </w:pPr>
+      <w:r>
         <w:t xml:space="preserve">Deputy Chair, Dept. of Art and Design, September 2019 – May 2023</w:t>
-      </w:r>
-    </w:p>
-    <w:p>
-      <w:pPr>
-        <w:pStyle w:val="BodyText"/>
-      </w:pPr>
-      <w:r>
-        <w:t xml:space="preserve">Assistant Professor of Digital Photography, September 2004 – Present</w:t>
-      </w:r>
-    </w:p>
-    <w:p>
-      <w:pPr>
-        <w:pStyle w:val="BodyText"/>
-      </w:pPr>
-      <w:r>
-        <w:t xml:space="preserve">Department of Art and Design Summer Chair, Summers 2014–17, 2019–24</w:t>
       </w:r>
     </w:p>
     <w:p>
@@ -488,7 +488,7 @@
         <w:pStyle w:val="BodyText"/>
       </w:pPr>
       <w:r>
-        <w:t xml:space="preserve">Developed curriculum for introductory creative coding courses including for Girl Scouts and BrainPop</w:t>
+        <w:t xml:space="preserve">Collaborated with Vidcode to design and develop a three-course K–12 JavaScript curriculum that taught creative coding through project-based work, built to be accessible to non-technical teachers and adaptable across subject areas. I wrote tutorials, reviewed curriculum, aligned standards to CSTA and AP CSP frameworks, and adapted course materials for external partners including Girl Scouts USA and BrainPOP.</w:t>
       </w:r>
     </w:p>
     <w:p>
@@ -930,7 +930,7 @@
         <w:pStyle w:val="BodyText"/>
       </w:pPr>
       <w:r>
-        <w:t xml:space="preserve">updated: 9 May 2026</w:t>
+        <w:t xml:space="preserve">updated: 19 May 2026</w:t>
       </w:r>
     </w:p>
     <w:sectPr>
